--- a/word_reports/LP_0083_위치_267_Billy Vaughn_Diana.docx
+++ b/word_reports/LP_0083_위치_267_Billy Vaughn_Diana.docx
@@ -4,7 +4,7 @@
   <w:body>
     <w:p>
       <w:pPr>
-        <w:spacing w:after="280"/>
+        <w:spacing w:after="80"/>
       </w:pPr>
       <w:r>
         <w:rPr w:rFonts="맑은 고딕">
@@ -13,94 +13,47 @@
           <w:color w:val="1E3A8A"/>
           <w:sz w:val="30"/>
         </w:rPr>
-        <w:t>[267] Billy Vaughn - Diana</w:t>
+        <w:t>Billy Vaughn (빌리 본) - Diana</w:t>
       </w:r>
     </w:p>
     <w:p>
       <w:pPr>
-        <w:spacing w:after="320"/>
+        <w:spacing w:after="240"/>
       </w:pPr>
       <w:r>
         <w:rPr w:rFonts="맑은 고딕">
           <w:rFonts w:ascii="맑은 고딕" w:hAnsi="맑은 고딕" w:eastAsia="맑은 고딕"/>
           <w:b/>
-          <w:sz w:val="20"/>
+          <w:color w:val="4B5563"/>
+          <w:sz w:val="22"/>
         </w:rPr>
-        <w:t>■ 위치 : 267</w:t>
-        <w:br/>
-      </w:r>
-      <w:r>
-        <w:rPr w:rFonts="맑은 고딕">
-          <w:rFonts w:ascii="맑은 고딕" w:hAnsi="맑은 고딕" w:eastAsia="맑은 고딕"/>
-          <w:b/>
-          <w:sz w:val="20"/>
-        </w:rPr>
-        <w:t>■ 아티스트 : Billy Vaughn</w:t>
-        <w:br/>
-      </w:r>
-      <w:r>
-        <w:rPr w:rFonts="맑은 고딕">
-          <w:rFonts w:ascii="맑은 고딕" w:hAnsi="맑은 고딕" w:eastAsia="맑은 고딕"/>
-          <w:b/>
-          <w:sz w:val="20"/>
-        </w:rPr>
-        <w:t>■ 앨범명 : Diana</w:t>
-        <w:br/>
-      </w:r>
-      <w:r>
-        <w:rPr w:rFonts="맑은 고딕">
-          <w:rFonts w:ascii="맑은 고딕" w:hAnsi="맑은 고딕" w:eastAsia="맑은 고딕"/>
-          <w:b w:val="0"/>
-          <w:sz w:val="20"/>
-        </w:rPr>
-        <w:t>■ 음반 레이블 : Dot Records</w:t>
-        <w:br/>
-      </w:r>
-      <w:r>
-        <w:rPr w:rFonts="맑은 고딕">
-          <w:rFonts w:ascii="맑은 고딕" w:hAnsi="맑은 고딕" w:eastAsia="맑은 고딕"/>
-          <w:b w:val="0"/>
-          <w:sz w:val="20"/>
-        </w:rPr>
-        <w:t>■ 발매년도 : 1965</w:t>
-        <w:br/>
-      </w:r>
-      <w:r>
-        <w:rPr w:rFonts="맑은 고딕">
-          <w:rFonts w:ascii="맑은 고딕" w:hAnsi="맑은 고딕" w:eastAsia="맑은 고딕"/>
-          <w:b w:val="0"/>
-          <w:sz w:val="20"/>
-        </w:rPr>
-        <w:t>■ 장르 : 이지 리스닝 (Easy Listening), 오케스트럴 팝 (Orchestral Pop)</w:t>
-        <w:br/>
-      </w:r>
-      <w:r>
-        <w:rPr w:rFonts="맑은 고딕">
-          <w:rFonts w:ascii="맑은 고딕" w:hAnsi="맑은 고딕" w:eastAsia="맑은 고딕"/>
-          <w:b w:val="0"/>
-          <w:sz w:val="20"/>
-        </w:rPr>
-        <w:t>■ 주요 수록곡 : 1. Diana</w:t>
-        <w:br/>
+        <w:t>위치 :  267</w:t>
       </w:r>
     </w:p>
     <w:p>
       <w:pPr>
-        <w:spacing w:after="160"/>
+        <w:spacing w:line="324" w:lineRule="auto" w:before="80" w:after="160"/>
       </w:pPr>
       <w:r>
         <w:rPr w:rFonts="맑은 고딕">
           <w:rFonts w:ascii="맑은 고딕" w:hAnsi="맑은 고딕" w:eastAsia="맑은 고딕"/>
           <w:b/>
           <w:color w:val="1F2937"/>
-          <w:sz w:val="24"/>
+          <w:sz w:val="22"/>
         </w:rPr>
-        <w:t>■ 음반 해설 및 감상 가이드</w:t>
+        <w:t xml:space="preserve">[음반 소개] </w:t>
+      </w:r>
+      <w:r>
+        <w:rPr w:rFonts="맑은 고딕">
+          <w:rFonts w:ascii="맑은 고딕" w:hAnsi="맑은 고딕" w:eastAsia="맑은 고딕"/>
+          <w:b w:val="0"/>
+          <w:sz w:val="21"/>
+        </w:rPr>
       </w:r>
     </w:p>
     <w:p>
       <w:pPr>
-        <w:spacing w:line="312" w:lineRule="auto" w:after="120"/>
+        <w:spacing w:line="324" w:lineRule="auto" w:after="120"/>
       </w:pPr>
       <w:r>
         <w:rPr w:rFonts="맑은 고딕">
@@ -108,51 +61,516 @@
           <w:b w:val="0"/>
           <w:sz w:val="21"/>
         </w:rPr>
-        <w:t>20세기 중반 이지 리스닝과 팝 오케스트라 음악의 황금기를 이끈 거장 빌리 본(Billy Vaughn)의 음반 《Diana》는, 당대 청중을 사로잡았던 팝 음악의 서정성을 격조 높은 악기 편곡으로 재해석한 명작입니다. 닷 레코드(Dot Records)의 음악 감독이자 악단장으로서 무수한 히트작을 배출한 빌리 본은 특유의 '트윈 색소폰(Twin Saxophones)' 사운드와 세련된 오케스트레이션을 통해 팝 멜로디에 우아한 옷을 입히는 데 탁월한 미학을 보여주었습니다.</w:t>
+        <w:t>빌리 본(Billy Vaughn)의 《Diana》는 1950~60년대 미국 대중음악의 황금기를 수놓았던 감미로운 이지 리스닝과 오케스트럴 팝의 정수를 오롯이 담아낸 명반입니다. 특유의 트윈 알토 색소폰 선율과 유려한 빅밴드 편곡은 당대 청춘들의 가슴을 흔들었던 틴에이저 팝 명곡들을 한층 원숙하고 우아한 실내악적 풍경으로 승화시킵니다. 세월이 흘러도 바래지 않는 낭만적인 멜로디의 결은 회색빛 일상에 따스한 햇살 같은 위로와 아련한 노스탤지어를 선사합니다. 시대의 유행가를 품격 높은 예술적 화폭으로 재탄생시킨 이 음반은 반세기가 지난 오늘날에도 턴테이블 위에서 찬연한 생명력으로 숨 쉬고 있습니다.</w:t>
       </w:r>
     </w:p>
     <w:p>
       <w:pPr>
-        <w:spacing w:line="312" w:lineRule="auto" w:after="120"/>
+        <w:spacing w:line="324" w:lineRule="auto" w:before="200" w:after="80"/>
       </w:pPr>
+      <w:r>
+        <w:rPr w:rFonts="맑은 고딕">
+          <w:rFonts w:ascii="맑은 고딕" w:hAnsi="맑은 고딕" w:eastAsia="맑은 고딕"/>
+          <w:b/>
+          <w:color w:val="1E3A8A"/>
+          <w:sz w:val="24"/>
+        </w:rPr>
+        <w:t>1. 음반 데이터</w:t>
+      </w:r>
+    </w:p>
+    <w:p>
+      <w:pPr>
+        <w:spacing w:line="324" w:lineRule="auto" w:after="80"/>
+      </w:pPr>
+      <w:r>
+        <w:rPr w:rFonts="맑은 고딕">
+          <w:rFonts w:ascii="맑은 고딕" w:hAnsi="맑은 고딕" w:eastAsia="맑은 고딕"/>
+          <w:b w:val="0"/>
+          <w:color w:val="6B7280"/>
+          <w:sz w:val="21"/>
+        </w:rPr>
+        <w:t xml:space="preserve">· </w:t>
+      </w:r>
+      <w:r>
+        <w:rPr w:rFonts="맑은 고딕">
+          <w:rFonts w:ascii="맑은 고딕" w:hAnsi="맑은 고딕" w:eastAsia="맑은 고딕"/>
+          <w:b/>
+          <w:color w:val="1F2937"/>
+          <w:sz w:val="21"/>
+        </w:rPr>
+        <w:t xml:space="preserve">앨범명: </w:t>
+      </w:r>
       <w:r>
         <w:rPr w:rFonts="맑은 고딕">
           <w:rFonts w:ascii="맑은 고딕" w:hAnsi="맑은 고딕" w:eastAsia="맑은 고딕"/>
           <w:b w:val="0"/>
           <w:sz w:val="21"/>
         </w:rPr>
-        <w:t>이 음반은 폴 앵카(Paul Anka)의 세계적인 명곡 "Diana"를 타이틀로 내세워, 젊음과 열정이 넘치던 원곡의 멜로디를 정갈하고 품격 있는 항해로 전환시킵니다. 빌리 본 악단 특유의 일체감 넘치는 관악 섹션과 부드럽게 흐르는 현악의 조합은 원곡이 지닌 청춘의 낭만을 유지하면서도, 성숙하고 아늑한 감성의 공간을 연출해 냅니다. 이는 단순한 하트시그널성 커버를 넘어, 이지 리스닝이라는 장르가 도달할 수 있는 미학적 완성도를 잘 보여줍니다.</w:t>
+        <w:t>Diana</w:t>
       </w:r>
     </w:p>
     <w:p>
       <w:pPr>
-        <w:spacing w:line="312" w:lineRule="auto" w:after="120"/>
+        <w:spacing w:line="324" w:lineRule="auto" w:after="80"/>
       </w:pPr>
+      <w:r>
+        <w:rPr w:rFonts="맑은 고딕">
+          <w:rFonts w:ascii="맑은 고딕" w:hAnsi="맑은 고딕" w:eastAsia="맑은 고딕"/>
+          <w:b w:val="0"/>
+          <w:color w:val="6B7280"/>
+          <w:sz w:val="21"/>
+        </w:rPr>
+        <w:t xml:space="preserve">· </w:t>
+      </w:r>
+      <w:r>
+        <w:rPr w:rFonts="맑은 고딕">
+          <w:rFonts w:ascii="맑은 고딕" w:hAnsi="맑은 고딕" w:eastAsia="맑은 고딕"/>
+          <w:b/>
+          <w:color w:val="1F2937"/>
+          <w:sz w:val="21"/>
+        </w:rPr>
+        <w:t xml:space="preserve">아티스트: </w:t>
+      </w:r>
       <w:r>
         <w:rPr w:rFonts="맑은 고딕">
           <w:rFonts w:ascii="맑은 고딕" w:hAnsi="맑은 고딕" w:eastAsia="맑은 고딕"/>
           <w:b w:val="0"/>
           <w:sz w:val="21"/>
         </w:rPr>
-        <w:t>타이틀곡 "Diana" 외에도 음반에 수록된 곡들은 빌리 본 특유의 온화하고 경쾌한 리듬감을 유감없이 드러냅니다. "Sail Along, Silv'ry Moon"이나 "Wheels"와 같은 트랙에서는 특유의 아카펠라풍 색소폰 앙상블과 가벼운 백킹 리듬이 조화를 이루어, 들을수록 편안함과 향수를 자극합니다. 따스한 질감의 멜로디 선율은 LP 아날로그 음원 특유의 공간감과 어우러져 한층 더 깊은 울림을 선사합니다.</w:t>
+        <w:t>Billy Vaughn (빌리 본)</w:t>
       </w:r>
     </w:p>
     <w:p>
       <w:pPr>
-        <w:spacing w:line="312" w:lineRule="auto" w:after="120"/>
+        <w:spacing w:line="324" w:lineRule="auto" w:after="80"/>
       </w:pPr>
+      <w:r>
+        <w:rPr w:rFonts="맑은 고딕">
+          <w:rFonts w:ascii="맑은 고딕" w:hAnsi="맑은 고딕" w:eastAsia="맑은 고딕"/>
+          <w:b w:val="0"/>
+          <w:color w:val="6B7280"/>
+          <w:sz w:val="21"/>
+        </w:rPr>
+        <w:t xml:space="preserve">· </w:t>
+      </w:r>
+      <w:r>
+        <w:rPr w:rFonts="맑은 고딕">
+          <w:rFonts w:ascii="맑은 고딕" w:hAnsi="맑은 고딕" w:eastAsia="맑은 고딕"/>
+          <w:b/>
+          <w:color w:val="1F2937"/>
+          <w:sz w:val="21"/>
+        </w:rPr>
+        <w:t xml:space="preserve">발매 정보: </w:t>
+      </w:r>
       <w:r>
         <w:rPr w:rFonts="맑은 고딕">
           <w:rFonts w:ascii="맑은 고딕" w:hAnsi="맑은 고딕" w:eastAsia="맑은 고딕"/>
           <w:b w:val="0"/>
           <w:sz w:val="21"/>
         </w:rPr>
-        <w:t>음악적 화려함보다는 절제된 아름다움과 편안함을 지향하는 이 앨범은 시대를 초월하여 사랑받는 대중음악의 고전입니다. 낭만적인 오후의 차 한 잔이나 깊은 밤의 휴식에 어울리는 감각적인 배경음악이자, 20세기 팝 오케스트라의 정수를 경험하고자 하는 LP 수집가들에게 변함없는 가치를 제공하는 수작입니다.</w:t>
+        <w:t>1950년대 후반에서 1960년대 초반, 폴 앵카의 세계적인 히트곡 'Diana'를 비롯한 당대 팝 명곡들을 빌리 본 특유의 세련된 편곡으로 재해석하여 도트 레코드(Dot Records)를 통해 발매된 기념비적 스튜디오 앨범입니다.</w:t>
+      </w:r>
+    </w:p>
+    <w:p>
+      <w:pPr>
+        <w:spacing w:line="324" w:lineRule="auto" w:after="80"/>
+      </w:pPr>
+      <w:r>
+        <w:rPr w:rFonts="맑은 고딕">
+          <w:rFonts w:ascii="맑은 고딕" w:hAnsi="맑은 고딕" w:eastAsia="맑은 고딕"/>
+          <w:b w:val="0"/>
+          <w:color w:val="6B7280"/>
+          <w:sz w:val="21"/>
+        </w:rPr>
+        <w:t xml:space="preserve">· </w:t>
+      </w:r>
+      <w:r>
+        <w:rPr w:rFonts="맑은 고딕">
+          <w:rFonts w:ascii="맑은 고딕" w:hAnsi="맑은 고딕" w:eastAsia="맑은 고딕"/>
+          <w:b/>
+          <w:color w:val="1F2937"/>
+          <w:sz w:val="21"/>
+        </w:rPr>
+        <w:t xml:space="preserve">LP 인기도(판매량): </w:t>
+      </w:r>
+      <w:r>
+        <w:rPr w:rFonts="맑은 고딕">
+          <w:rFonts w:ascii="맑은 고딕" w:hAnsi="맑은 고딕" w:eastAsia="맑은 고딕"/>
+          <w:b w:val="0"/>
+          <w:sz w:val="21"/>
+        </w:rPr>
+        <w:t>발매 직후 미국 빌보드 앨범 차트 상위권에 진입하며 대중적인 사랑을 받았으며, 미주 지역뿐만 아니라 유럽, 라틴 아메리카, 아시아 등 전 세계적으로 수십만 장 이상의 판매고를 올리며 글로벌 스테디셀러로 자리매김했습니다.</w:t>
+      </w:r>
+    </w:p>
+    <w:p>
+      <w:pPr>
+        <w:spacing w:line="324" w:lineRule="auto" w:after="80"/>
+      </w:pPr>
+      <w:r>
+        <w:rPr w:rFonts="맑은 고딕">
+          <w:rFonts w:ascii="맑은 고딕" w:hAnsi="맑은 고딕" w:eastAsia="맑은 고딕"/>
+          <w:b w:val="0"/>
+          <w:color w:val="6B7280"/>
+          <w:sz w:val="21"/>
+        </w:rPr>
+        <w:t xml:space="preserve">· </w:t>
+      </w:r>
+      <w:r>
+        <w:rPr w:rFonts="맑은 고딕">
+          <w:rFonts w:ascii="맑은 고딕" w:hAnsi="맑은 고딕" w:eastAsia="맑은 고딕"/>
+          <w:b/>
+          <w:color w:val="1F2937"/>
+          <w:sz w:val="21"/>
+        </w:rPr>
+        <w:t xml:space="preserve">각종 수상경력: </w:t>
+      </w:r>
+      <w:r>
+        <w:rPr w:rFonts="맑은 고딕">
+          <w:rFonts w:ascii="맑은 고딕" w:hAnsi="맑은 고딕" w:eastAsia="맑은 고딕"/>
+          <w:b w:val="0"/>
+          <w:sz w:val="21"/>
+        </w:rPr>
+        <w:t>그래미 어워드 후보 지명 및 다수의 골드 레코드 기록을 보유한 거장으로서, 이지 리스닝 및 인스트루멘털 팝 장르를 빌보드 팝 차트의 주류로 끌어올린 공로를 음악계로부터 높이 평가받았습니다.</w:t>
+      </w:r>
+    </w:p>
+    <w:p>
+      <w:pPr>
+        <w:spacing w:line="324" w:lineRule="auto" w:before="200" w:after="80"/>
+      </w:pPr>
+      <w:r>
+        <w:rPr w:rFonts="맑은 고딕">
+          <w:rFonts w:ascii="맑은 고딕" w:hAnsi="맑은 고딕" w:eastAsia="맑은 고딕"/>
+          <w:b/>
+          <w:color w:val="1E3A8A"/>
+          <w:sz w:val="24"/>
+        </w:rPr>
+        <w:t>2. 아티스트 정보</w:t>
+      </w:r>
+    </w:p>
+    <w:p>
+      <w:pPr>
+        <w:spacing w:line="324" w:lineRule="auto" w:after="80"/>
+      </w:pPr>
+      <w:r>
+        <w:rPr w:rFonts="맑은 고딕">
+          <w:rFonts w:ascii="맑은 고딕" w:hAnsi="맑은 고딕" w:eastAsia="맑은 고딕"/>
+          <w:b w:val="0"/>
+          <w:color w:val="6B7280"/>
+          <w:sz w:val="21"/>
+        </w:rPr>
+        <w:t xml:space="preserve">· </w:t>
+      </w:r>
+      <w:r>
+        <w:rPr w:rFonts="맑은 고딕">
+          <w:rFonts w:ascii="맑은 고딕" w:hAnsi="맑은 고딕" w:eastAsia="맑은 고딕"/>
+          <w:b/>
+          <w:color w:val="1F2937"/>
+          <w:sz w:val="21"/>
+        </w:rPr>
+        <w:t xml:space="preserve">국적: </w:t>
+      </w:r>
+      <w:r>
+        <w:rPr w:rFonts="맑은 고딕">
+          <w:rFonts w:ascii="맑은 고딕" w:hAnsi="맑은 고딕" w:eastAsia="맑은 고딕"/>
+          <w:b w:val="0"/>
+          <w:sz w:val="21"/>
+        </w:rPr>
+        <w:t>미국 (United States)</w:t>
+      </w:r>
+    </w:p>
+    <w:p>
+      <w:pPr>
+        <w:spacing w:line="324" w:lineRule="auto" w:after="80"/>
+      </w:pPr>
+      <w:r>
+        <w:rPr w:rFonts="맑은 고딕">
+          <w:rFonts w:ascii="맑은 고딕" w:hAnsi="맑은 고딕" w:eastAsia="맑은 고딕"/>
+          <w:b w:val="0"/>
+          <w:color w:val="6B7280"/>
+          <w:sz w:val="21"/>
+        </w:rPr>
+        <w:t xml:space="preserve">· </w:t>
+      </w:r>
+      <w:r>
+        <w:rPr w:rFonts="맑은 고딕">
+          <w:rFonts w:ascii="맑은 고딕" w:hAnsi="맑은 고딕" w:eastAsia="맑은 고딕"/>
+          <w:b/>
+          <w:color w:val="1F2937"/>
+          <w:sz w:val="21"/>
+        </w:rPr>
+        <w:t xml:space="preserve">생몰년도: </w:t>
+      </w:r>
+      <w:r>
+        <w:rPr w:rFonts="맑은 고딕">
+          <w:rFonts w:ascii="맑은 고딕" w:hAnsi="맑은 고딕" w:eastAsia="맑은 고딕"/>
+          <w:b w:val="0"/>
+          <w:sz w:val="21"/>
+        </w:rPr>
+        <w:t>1919년 4월 12일 ~ 1991년 9월 26일</w:t>
+      </w:r>
+    </w:p>
+    <w:p>
+      <w:pPr>
+        <w:spacing w:line="324" w:lineRule="auto" w:after="80"/>
+      </w:pPr>
+      <w:r>
+        <w:rPr w:rFonts="맑은 고딕">
+          <w:rFonts w:ascii="맑은 고딕" w:hAnsi="맑은 고딕" w:eastAsia="맑은 고딕"/>
+          <w:b w:val="0"/>
+          <w:color w:val="6B7280"/>
+          <w:sz w:val="21"/>
+        </w:rPr>
+        <w:t xml:space="preserve">· </w:t>
+      </w:r>
+      <w:r>
+        <w:rPr w:rFonts="맑은 고딕">
+          <w:rFonts w:ascii="맑은 고딕" w:hAnsi="맑은 고딕" w:eastAsia="맑은 고딕"/>
+          <w:b/>
+          <w:color w:val="1F2937"/>
+          <w:sz w:val="21"/>
+        </w:rPr>
+        <w:t xml:space="preserve">그룹 소속: </w:t>
+      </w:r>
+      <w:r>
+        <w:rPr w:rFonts="맑은 고딕">
+          <w:rFonts w:ascii="맑은 고딕" w:hAnsi="맑은 고딕" w:eastAsia="맑은 고딕"/>
+          <w:b w:val="0"/>
+          <w:sz w:val="21"/>
+        </w:rPr>
+        <w:t>솔로 (보컬 그룹 'The Hilltoppers' 출신 및 빌리 본 오케스트라 리더)</w:t>
+      </w:r>
+    </w:p>
+    <w:p>
+      <w:pPr>
+        <w:spacing w:line="324" w:lineRule="auto" w:after="80"/>
+      </w:pPr>
+      <w:r>
+        <w:rPr w:rFonts="맑은 고딕">
+          <w:rFonts w:ascii="맑은 고딕" w:hAnsi="맑은 고딕" w:eastAsia="맑은 고딕"/>
+          <w:b w:val="0"/>
+          <w:color w:val="6B7280"/>
+          <w:sz w:val="21"/>
+        </w:rPr>
+        <w:t xml:space="preserve">· </w:t>
+      </w:r>
+      <w:r>
+        <w:rPr w:rFonts="맑은 고딕">
+          <w:rFonts w:ascii="맑은 고딕" w:hAnsi="맑은 고딕" w:eastAsia="맑은 고딕"/>
+          <w:b/>
+          <w:color w:val="1F2937"/>
+          <w:sz w:val="21"/>
+        </w:rPr>
+        <w:t xml:space="preserve">아티스트 소개: </w:t>
+      </w:r>
+      <w:r>
+        <w:rPr w:rFonts="맑은 고딕">
+          <w:rFonts w:ascii="맑은 고딕" w:hAnsi="맑은 고딕" w:eastAsia="맑은 고딕"/>
+          <w:b w:val="0"/>
+          <w:sz w:val="21"/>
+        </w:rPr>
+        <w:t>빌리 본은 독창적인 트윈 알토 색소폰의 하모니와 유려한 관현악 편곡을 트레이드마크로 삼아 1950~60년대 이지 리스닝 팝의 찬란한 전성기를 이끈 편곡자이자 밴드리더입니다. 도트 레코드의 수석 음악 감독으로서 수많은 히트작을 탄생시켰으며, 록앤롤 태동기 속에서도 기악 연주곡만으로 빌보드 차트를 휩쓴 팝 역사상 가장 성공적인 인스트루멘털 아티스트 중 한 명입니다.</w:t>
+      </w:r>
+    </w:p>
+    <w:p>
+      <w:pPr>
+        <w:spacing w:line="324" w:lineRule="auto" w:before="200" w:after="80"/>
+      </w:pPr>
+      <w:r>
+        <w:rPr w:rFonts="맑은 고딕">
+          <w:rFonts w:ascii="맑은 고딕" w:hAnsi="맑은 고딕" w:eastAsia="맑은 고딕"/>
+          <w:b/>
+          <w:color w:val="1E3A8A"/>
+          <w:sz w:val="24"/>
+        </w:rPr>
+        <w:t>3. 음반 상세 분석</w:t>
+      </w:r>
+    </w:p>
+    <w:p>
+      <w:pPr>
+        <w:spacing w:line="324" w:lineRule="auto" w:after="80"/>
+      </w:pPr>
+      <w:r>
+        <w:rPr w:rFonts="맑은 고딕">
+          <w:rFonts w:ascii="맑은 고딕" w:hAnsi="맑은 고딕" w:eastAsia="맑은 고딕"/>
+          <w:b w:val="0"/>
+          <w:color w:val="6B7280"/>
+          <w:sz w:val="21"/>
+        </w:rPr>
+        <w:t xml:space="preserve">· </w:t>
+      </w:r>
+      <w:r>
+        <w:rPr w:rFonts="맑은 고딕">
+          <w:rFonts w:ascii="맑은 고딕" w:hAnsi="맑은 고딕" w:eastAsia="맑은 고딕"/>
+          <w:b/>
+          <w:color w:val="1F2937"/>
+          <w:sz w:val="21"/>
+        </w:rPr>
+        <w:t xml:space="preserve">역사적 위치: </w:t>
+      </w:r>
+      <w:r>
+        <w:rPr w:rFonts="맑은 고딕">
+          <w:rFonts w:ascii="맑은 고딕" w:hAnsi="맑은 고딕" w:eastAsia="맑은 고딕"/>
+          <w:b w:val="0"/>
+          <w:sz w:val="21"/>
+        </w:rPr>
+        <w:t>본 앨범은 틴에이지 팝과 로큰롤의 단순한 멜로디 라인을 풍성한 오케스트레이션과 감각적인 빅밴드 스윙으로 재해석하여 대중음악의 세대 간 가교 역할을 완벽히 수행한 작품입니다. 대중성과 음악적 품격을 동시에 성취한 이지 리스닝의 모범 답안으로 평가받으며, 팝 오케스트라 사운드가 도달할 수 있는 가장 낭만적인 정취를 기록해 낸 음악사적 수작입니다.</w:t>
+      </w:r>
+    </w:p>
+    <w:p>
+      <w:pPr>
+        <w:spacing w:line="324" w:lineRule="auto" w:after="80"/>
+      </w:pPr>
+      <w:r>
+        <w:rPr w:rFonts="맑은 고딕">
+          <w:rFonts w:ascii="맑은 고딕" w:hAnsi="맑은 고딕" w:eastAsia="맑은 고딕"/>
+          <w:b w:val="0"/>
+          <w:color w:val="6B7280"/>
+          <w:sz w:val="21"/>
+        </w:rPr>
+        <w:t xml:space="preserve">· </w:t>
+      </w:r>
+      <w:r>
+        <w:rPr w:rFonts="맑은 고딕">
+          <w:rFonts w:ascii="맑은 고딕" w:hAnsi="맑은 고딕" w:eastAsia="맑은 고딕"/>
+          <w:b/>
+          <w:color w:val="1F2937"/>
+          <w:sz w:val="21"/>
+        </w:rPr>
+        <w:t xml:space="preserve">시대의 흔적(스토리텔링): </w:t>
+      </w:r>
+      <w:r>
+        <w:rPr w:rFonts="맑은 고딕">
+          <w:rFonts w:ascii="맑은 고딕" w:hAnsi="맑은 고딕" w:eastAsia="맑은 고딕"/>
+          <w:b w:val="0"/>
+          <w:sz w:val="21"/>
+        </w:rPr>
+        <w:t>제2차 세계대전 이후 풍요로웠던 1950년대 미국의 교외 풍경, 그리고 청춘들이 라디오와 주크박스 앞에서 나누었던 풋풋한 사랑의 설렘이 이 앨범의 그루브마다 아로새겨져 있습니다. 당시의 젊은이들에게는 달콤한 고백의 배경음악이었고, 기성세대에게는 안락하고 세련된 살롱 음악으로 다가가며 전 세대의 정서적 공감대를 하나로 묶어주었던 시대의 온기가 고스란히 묻어납니다.</w:t>
+      </w:r>
+    </w:p>
+    <w:p>
+      <w:pPr>
+        <w:spacing w:line="324" w:lineRule="auto" w:before="200" w:after="80"/>
+      </w:pPr>
+      <w:r>
+        <w:rPr w:rFonts="맑은 고딕">
+          <w:rFonts w:ascii="맑은 고딕" w:hAnsi="맑은 고딕" w:eastAsia="맑은 고딕"/>
+          <w:b/>
+          <w:color w:val="1E3A8A"/>
+          <w:sz w:val="24"/>
+        </w:rPr>
+        <w:t>4. 주요 수록곡 및 감상 제언</w:t>
+      </w:r>
+    </w:p>
+    <w:p>
+      <w:pPr>
+        <w:spacing w:line="324" w:lineRule="auto" w:after="80"/>
+      </w:pPr>
+      <w:r>
+        <w:rPr w:rFonts="맑은 고딕">
+          <w:rFonts w:ascii="맑은 고딕" w:hAnsi="맑은 고딕" w:eastAsia="맑은 고딕"/>
+          <w:b w:val="0"/>
+          <w:color w:val="6B7280"/>
+          <w:sz w:val="21"/>
+        </w:rPr>
+        <w:t xml:space="preserve">· </w:t>
+      </w:r>
+      <w:r>
+        <w:rPr w:rFonts="맑은 고딕">
+          <w:rFonts w:ascii="맑은 고딕" w:hAnsi="맑은 고딕" w:eastAsia="맑은 고딕"/>
+          <w:b/>
+          <w:color w:val="1F2937"/>
+          <w:sz w:val="21"/>
+        </w:rPr>
+        <w:t xml:space="preserve">주요 수록곡 특징: </w:t>
+      </w:r>
+      <w:r>
+        <w:rPr w:rFonts="맑은 고딕">
+          <w:rFonts w:ascii="맑은 고딕" w:hAnsi="맑은 고딕" w:eastAsia="맑은 고딕"/>
+          <w:b w:val="0"/>
+          <w:sz w:val="21"/>
+        </w:rPr>
+        <w:t>타이틀곡 'Diana'는 원곡의 격정적인 리듬을 우아하고 경쾌한 브라스와 색소폰의 앙상블로 매끄럽게 다듬어내어 벅찬 서정미를 자아냅니다. 아울러 수록된 다채로운 스탠더드 팝 넘버들 역시 빌리 본의 전매특허인 맑고 투명한 트윈 색소폰 선율과 산뜻한 스트링 편곡이 어우러져 한 폭의 파스텔화 같은 감미로움을 선사합니다.</w:t>
+      </w:r>
+    </w:p>
+    <w:p>
+      <w:pPr>
+        <w:spacing w:line="324" w:lineRule="auto" w:after="80"/>
+      </w:pPr>
+      <w:r>
+        <w:rPr w:rFonts="맑은 고딕">
+          <w:rFonts w:ascii="맑은 고딕" w:hAnsi="맑은 고딕" w:eastAsia="맑은 고딕"/>
+          <w:b w:val="0"/>
+          <w:color w:val="6B7280"/>
+          <w:sz w:val="21"/>
+        </w:rPr>
+        <w:t xml:space="preserve">· </w:t>
+      </w:r>
+      <w:r>
+        <w:rPr w:rFonts="맑은 고딕">
+          <w:rFonts w:ascii="맑은 고딕" w:hAnsi="맑은 고딕" w:eastAsia="맑은 고딕"/>
+          <w:b/>
+          <w:color w:val="1F2937"/>
+          <w:sz w:val="21"/>
+        </w:rPr>
+        <w:t xml:space="preserve">빈티지 감상 제언: </w:t>
+      </w:r>
+      <w:r>
+        <w:rPr w:rFonts="맑은 고딕">
+          <w:rFonts w:ascii="맑은 고딕" w:hAnsi="맑은 고딕" w:eastAsia="맑은 고딕"/>
+          <w:b w:val="0"/>
+          <w:sz w:val="21"/>
+        </w:rPr>
+        <w:t>진공관 앰프의 은은한 온열감과 무거운 톤암이 장착된 턴테이블을 통해 흐르는 바이닐 특유의 미세한 서페이스 노이즈는 이 음반의 매력을 극대화합니다. 브라스 섹션의 윤기 있는 잔향과 어쿠스틱 베이스의 묵직한 탄력이 아날로그 시스템을 통해 공간을 채울 때, 마치 1960년대 초 미국의 고풍스러운 볼룸에 와 있는 듯한 공감각적 착각을 불러일으킵니다.</w:t>
+      </w:r>
+    </w:p>
+    <w:p>
+      <w:pPr>
+        <w:spacing w:line="324" w:lineRule="auto" w:after="80"/>
+      </w:pPr>
+      <w:r>
+        <w:rPr w:rFonts="맑은 고딕">
+          <w:rFonts w:ascii="맑은 고딕" w:hAnsi="맑은 고딕" w:eastAsia="맑은 고딕"/>
+          <w:b w:val="0"/>
+          <w:color w:val="6B7280"/>
+          <w:sz w:val="21"/>
+        </w:rPr>
+        <w:t xml:space="preserve">· </w:t>
+      </w:r>
+      <w:r>
+        <w:rPr w:rFonts="맑은 고딕">
+          <w:rFonts w:ascii="맑은 고딕" w:hAnsi="맑은 고딕" w:eastAsia="맑은 고딕"/>
+          <w:b/>
+          <w:color w:val="1F2937"/>
+          <w:sz w:val="21"/>
+        </w:rPr>
+        <w:t xml:space="preserve">소장 가치: </w:t>
+      </w:r>
+      <w:r>
+        <w:rPr w:rFonts="맑은 고딕">
+          <w:rFonts w:ascii="맑은 고딕" w:hAnsi="맑은 고딕" w:eastAsia="맑은 고딕"/>
+          <w:b w:val="0"/>
+          <w:sz w:val="21"/>
+        </w:rPr>
+        <w:t>도트 레코드 특유의 선명하고 따뜻한 오리지널 아날로그 프레싱의 미학을 고스란히 간직하고 있어, 빈티지 팝 및 이지 리스닝 애호가들에게는 서가 한편을 반드시 지켜야 할 필청반이자 귀중한 컬렉터스 아이템입니다.</w:t>
+      </w:r>
+    </w:p>
+    <w:p>
+      <w:pPr>
+        <w:spacing w:line="324" w:lineRule="auto" w:after="120" w:before="160"/>
+      </w:pPr>
+      <w:r>
+        <w:rPr w:rFonts="맑은 고딕">
+          <w:rFonts w:ascii="맑은 고딕" w:hAnsi="맑은 고딕" w:eastAsia="맑은 고딕"/>
+          <w:b/>
+          <w:color w:val="4338CA"/>
+          <w:sz w:val="21"/>
+        </w:rPr>
+        <w:t>이 음반을 통해 아날로그 바늘 끝에서 피어나는 빌리 본의 감미로운 색소폰 선율이 전해주는 감동을 다시 한번 경험해 보시는 것은 어떨까요?</w:t>
       </w:r>
     </w:p>
     <w:sectPr>
       <w:pgSz w:w="12240" w:h="15840"/>
-      <w:pgMar w:top="1440" w:right="1440" w:bottom="1440" w:left="1440" w:header="720" w:footer="720" w:gutter="0"/>
+      <w:pgMar w:top="1152" w:right="1296" w:bottom="1152" w:left="1296" w:header="720" w:footer="720" w:gutter="0"/>
       <w:cols w:space="720"/>
       <w:docGrid w:linePitch="360"/>
     </w:sectPr>

--- a/word_reports/LP_0083_위치_267_Billy Vaughn_Diana.docx
+++ b/word_reports/LP_0083_위치_267_Billy Vaughn_Diana.docx
@@ -32,7 +32,7 @@
     </w:p>
     <w:p>
       <w:pPr>
-        <w:spacing w:line="324" w:lineRule="auto" w:before="80" w:after="160"/>
+        <w:spacing w:line="324" w:lineRule="auto" w:before="80" w:after="120"/>
       </w:pPr>
       <w:r>
         <w:rPr w:rFonts="맑은 고딕">
@@ -42,13 +42,6 @@
           <w:sz w:val="22"/>
         </w:rPr>
         <w:t xml:space="preserve">[음반 소개] </w:t>
-      </w:r>
-      <w:r>
-        <w:rPr w:rFonts="맑은 고딕">
-          <w:rFonts w:ascii="맑은 고딕" w:hAnsi="맑은 고딕" w:eastAsia="맑은 고딕"/>
-          <w:b w:val="0"/>
-          <w:sz w:val="21"/>
-        </w:rPr>
       </w:r>
     </w:p>
     <w:p>
@@ -61,7 +54,33 @@
           <w:b w:val="0"/>
           <w:sz w:val="21"/>
         </w:rPr>
-        <w:t>빌리 본(Billy Vaughn)의 《Diana》는 1950~60년대 미국 대중음악의 황금기를 수놓았던 감미로운 이지 리스닝과 오케스트럴 팝의 정수를 오롯이 담아낸 명반입니다. 특유의 트윈 알토 색소폰 선율과 유려한 빅밴드 편곡은 당대 청춘들의 가슴을 흔들었던 틴에이저 팝 명곡들을 한층 원숙하고 우아한 실내악적 풍경으로 승화시킵니다. 세월이 흘러도 바래지 않는 낭만적인 멜로디의 결은 회색빛 일상에 따스한 햇살 같은 위로와 아련한 노스탤지어를 선사합니다. 시대의 유행가를 품격 높은 예술적 화폭으로 재탄생시킨 이 음반은 반세기가 지난 오늘날에도 턴테이블 위에서 찬연한 생명력으로 숨 쉬고 있습니다.</w:t>
+        <w:t>20세기 중반, 격동하는 로큰롤의 열기 속에서도 대중의 메마른 영혼을 어루만져 준 것은 다름 아닌 풍성하고 감미로운 오케스트라의 선율이었습니다. 그 찬란한 이지 리스닝(Easy Listening)의 황금기 한가운데에서 빌리 본(Billy Vaughn)은 대중음악 편곡의 새로운 지평을 열어젖힌 독보적인 마에스트로였습니다. 앨범 『Diana』는 1950년대 후반 청춘의 표상이었던 폴 앵카(Paul Anka)의 불멸의 히트곡을 표제로 내걸고, 당대의 뜨거웠던 팝 스탠더드들을 벨벳처럼 부드러운 오케스트레이션으로 승화시킨 걸작입니다. 빌리 본은 원곡이 지닌 격정적인 십 대의 호소를 정제된 서정성과 품격 있는 화음으로 치환하여, 세대와 시대를 초월하는 보편적 아름다움으로 다시 빚어냈습니다.</w:t>
+      </w:r>
+    </w:p>
+    <w:p>
+      <w:pPr>
+        <w:spacing w:line="324" w:lineRule="auto" w:after="120"/>
+      </w:pPr>
+      <w:r>
+        <w:rPr w:rFonts="맑은 고딕">
+          <w:rFonts w:ascii="맑은 고딕" w:hAnsi="맑은 고딕" w:eastAsia="맑은 고딕"/>
+          <w:b w:val="0"/>
+          <w:sz w:val="21"/>
+        </w:rPr>
+        <w:t>이 음반의 중심에는 빌리 본 사운드의 정수라 할 수 있는 ‘트윈 알토 색소폰(Twin Alto Saxophones)’의 미학이 깃들어 있습니다. 3도 화음으로 나란히 흐르는 두 대의 색소폰은 때로는 다정한 연인의 속삭임처럼, 때로는 석양을 등진 바람의 결처럼 공간을 가득 채웁니다. 빌리 본이 지향했던 예술적 철학은 결코 난해하거나 고답적인 음악이 아닌, 일상의 피로를 씻어내고 누구나 가슴으로 교감할 수 있는 ‘선율의 민주화’였습니다. 화려한 기교를 배제한 채 멜로디 본연의 낭만을 극대화한 그의 편곡은, 팝 음악이 오케스트라라는 장중한 그릇에 담겼을 때 얼마나 우아하고 서정적인 울림을 뿜어낼 수 있는지를 명징하게 증명해 냅니다.</w:t>
+      </w:r>
+    </w:p>
+    <w:p>
+      <w:pPr>
+        <w:spacing w:line="324" w:lineRule="auto" w:after="120"/>
+      </w:pPr>
+      <w:r>
+        <w:rPr w:rFonts="맑은 고딕">
+          <w:rFonts w:ascii="맑은 고딕" w:hAnsi="맑은 고딕" w:eastAsia="맑은 고딕"/>
+          <w:b w:val="0"/>
+          <w:sz w:val="21"/>
+        </w:rPr>
+        <w:t>반세기가 훌쩍 지난 오늘날에도 이 음반이 빛을 잃지 않는 이유는, 음반 전체를 관통하는 특유의 따스한 온기와 노스탤지어 때문입니다. 턴테이블의 바늘이 회전하는 검은 바이닐 위로 내려앉는 순간, 리스너는 1960년대 풍요롭고 낭만이 넘쳐나던 아메리칸 드림의 한복판으로 안내받습니다. 『Diana』는 단순한 과거의 유행가가 아닌, 지나간 시절의 순수와 잃어버린 감성을 복원해 내는 마법 같은 음악적 타임캡슐입니다. 빌리 본의 유려한 지휘봉 끝에서 피어나는 선율들은 디지털의 차가움에 지친 현대인들에게 깊은 위로와 함께 변치 않는 고전의 가치를 일깨워 줍니다.</w:t>
       </w:r>
     </w:p>
     <w:p>
@@ -168,7 +187,7 @@
           <w:b w:val="0"/>
           <w:sz w:val="21"/>
         </w:rPr>
-        <w:t>1950년대 후반에서 1960년대 초반, 폴 앵카의 세계적인 히트곡 'Diana'를 비롯한 당대 팝 명곡들을 빌리 본 특유의 세련된 편곡으로 재해석하여 도트 레코드(Dot Records)를 통해 발매된 기념비적 스튜디오 앨범입니다.</w:t>
+        <w:t>1965년 미국의 유서 깊은 레이블 닷 레코드(Dot Records)를 통해 발매된 빌리 본 악단의 대표적 스튜디오 앨범으로, 팝 클래식을 격조 높은 연주곡으로 재창조하여 큰 반향을 일으킨 작품.</w:t>
       </w:r>
     </w:p>
     <w:p>
@@ -199,7 +218,7 @@
           <w:b w:val="0"/>
           <w:sz w:val="21"/>
         </w:rPr>
-        <w:t>발매 직후 미국 빌보드 앨범 차트 상위권에 진입하며 대중적인 사랑을 받았으며, 미주 지역뿐만 아니라 유럽, 라틴 아메리카, 아시아 등 전 세계적으로 수십만 장 이상의 판매고를 올리며 글로벌 스테디셀러로 자리매김했습니다.</w:t>
+        <w:t>발매 직후 빌보드 팝 앨범 차트 상위권에 안착하였으며, 전 세계적인 이지 리스닝 열풍에 힘입어 밀리언셀러를 기록하는 등 상업적으로도 눈부신 성과를 거둠.</w:t>
       </w:r>
     </w:p>
     <w:p>
@@ -230,7 +249,7 @@
           <w:b w:val="0"/>
           <w:sz w:val="21"/>
         </w:rPr>
-        <w:t>그래미 어워드 후보 지명 및 다수의 골드 레코드 기록을 보유한 거장으로서, 이지 리스닝 및 인스트루멘털 팝 장르를 빌보드 팝 차트의 주류로 끌어올린 공로를 음악계로부터 높이 평가받았습니다.</w:t>
+        <w:t>다수의 골드 레코드 기록과 함께, 1950~60년대 미국 음반 산업에서 가장 영향력 있는 오케스트라 리더로 공인받으며 대중음악사에 굵직한 족적을 남김.</w:t>
       </w:r>
     </w:p>
     <w:p>
@@ -306,7 +325,7 @@
           <w:b w:val="0"/>
           <w:sz w:val="21"/>
         </w:rPr>
-        <w:t>1919년 4월 12일 ~ 1991년 9월 26일</w:t>
+        <w:t>1919년 4월 12일 ~ 1991년 10월 16일</w:t>
       </w:r>
     </w:p>
     <w:p>
@@ -337,7 +356,7 @@
           <w:b w:val="0"/>
           <w:sz w:val="21"/>
         </w:rPr>
-        <w:t>솔로 (보컬 그룹 'The Hilltoppers' 출신 및 빌리 본 오케스트라 리더)</w:t>
+        <w:t>솔로 (Billy Vaughn and His Orchestra 지휘자 및 음악 감독)</w:t>
       </w:r>
     </w:p>
     <w:p>
@@ -368,7 +387,7 @@
           <w:b w:val="0"/>
           <w:sz w:val="21"/>
         </w:rPr>
-        <w:t>빌리 본은 독창적인 트윈 알토 색소폰의 하모니와 유려한 관현악 편곡을 트레이드마크로 삼아 1950~60년대 이지 리스닝 팝의 찬란한 전성기를 이끈 편곡자이자 밴드리더입니다. 도트 레코드의 수석 음악 감독으로서 수많은 히트작을 탄생시켰으며, 록앤롤 태동기 속에서도 기악 연주곡만으로 빌보드 차트를 휩쓴 팝 역사상 가장 성공적인 인스트루멘털 아티스트 중 한 명입니다.</w:t>
+        <w:t>닷 레코드의 부사장이자 음악 감독으로서 수많은 명곡을 편곡·지휘한 전설적인 밴드리더입니다. 특유의 ‘트윈 색소폰 화음 사운드’를 트레이드마크로 확립하며 팝 연주 음악(MOR/Easy Listening)의 황금기를 개척하였고, 빌보드 싱글 및 앨범 차트에서 가장 독보적인 성공을 거둔 오케스트라 거장 중 한 명으로 평가받습니다.</w:t>
       </w:r>
     </w:p>
     <w:p>
@@ -413,7 +432,7 @@
           <w:b w:val="0"/>
           <w:sz w:val="21"/>
         </w:rPr>
-        <w:t>본 앨범은 틴에이지 팝과 로큰롤의 단순한 멜로디 라인을 풍성한 오케스트레이션과 감각적인 빅밴드 스윙으로 재해석하여 대중음악의 세대 간 가교 역할을 완벽히 수행한 작품입니다. 대중성과 음악적 품격을 동시에 성취한 이지 리스닝의 모범 답안으로 평가받으며, 팝 오케스트라 사운드가 도달할 수 있는 가장 낭만적인 정취를 기록해 낸 음악사적 수작입니다.</w:t>
+        <w:t>당대 청년 문화의 상징이었던 틴 팝(Teen Pop)을 장년층까지 포용할 수 있는 오케스트라 사운드로 흡수하여 팝 연주 음악의 외연을 넓힌 기념비적 음반입니다. 대중성과 예술적 품격의 절묘한 균형을 보여주는 연주 편곡의 교과서적 위치를 점하고 있습니다.</w:t>
       </w:r>
     </w:p>
     <w:p>
@@ -444,7 +463,7 @@
           <w:b w:val="0"/>
           <w:sz w:val="21"/>
         </w:rPr>
-        <w:t>제2차 세계대전 이후 풍요로웠던 1950년대 미국의 교외 풍경, 그리고 청춘들이 라디오와 주크박스 앞에서 나누었던 풋풋한 사랑의 설렘이 이 앨범의 그루브마다 아로새겨져 있습니다. 당시의 젊은이들에게는 달콤한 고백의 배경음악이었고, 기성세대에게는 안락하고 세련된 살롱 음악으로 다가가며 전 세대의 정서적 공감대를 하나로 묶어주었던 시대의 온기가 고스란히 묻어납니다.</w:t>
+        <w:t>1960년대 중반, 텔레비전 보급과 함께 라디오에서 흘러나오던 빌리 본 악단의 음악은 전후 풍요를 누리던 미국 중산층 가정의 안락한 거실을 대변하는 BGM이었습니다. 국내에서도 다방 문화와 심야 라디오 시그널을 수놓으며 그 시절 청춘들에게 서구적 낭만과 아련한 향수를 심어준 시대의 배경음악이었습니다.</w:t>
       </w:r>
     </w:p>
     <w:p>
@@ -489,7 +508,7 @@
           <w:b w:val="0"/>
           <w:sz w:val="21"/>
         </w:rPr>
-        <w:t>타이틀곡 'Diana'는 원곡의 격정적인 리듬을 우아하고 경쾌한 브라스와 색소폰의 앙상블로 매끄럽게 다듬어내어 벅찬 서정미를 자아냅니다. 아울러 수록된 다채로운 스탠더드 팝 넘버들 역시 빌리 본의 전매특허인 맑고 투명한 트윈 색소폰 선율과 산뜻한 스트링 편곡이 어우러져 한 폭의 파스텔화 같은 감미로움을 선사합니다.</w:t>
+        <w:t>타이틀곡 "Diana"는 폴 앵카의 보컬 곡을 트윈 알토 색소폰의 유려한 하모니로 재해석하여 한층 더 성숙하고 로맨틱한 정취를 자아냅니다. 그 외 수록된 연주곡들 역시 물 흐르듯 유려한 현악 스트링과 밝고 명징한 브라스, 경쾌한 리듬 섹션이 완벽한 앙상블을 이루며 듣는 이에게 한없는 평온과 서정성을 선사합니다.</w:t>
       </w:r>
     </w:p>
     <w:p>
@@ -520,7 +539,7 @@
           <w:b w:val="0"/>
           <w:sz w:val="21"/>
         </w:rPr>
-        <w:t>진공관 앰프의 은은한 온열감과 무거운 톤암이 장착된 턴테이블을 통해 흐르는 바이닐 특유의 미세한 서페이스 노이즈는 이 음반의 매력을 극대화합니다. 브라스 섹션의 윤기 있는 잔향과 어쿠스틱 베이스의 묵직한 탄력이 아날로그 시스템을 통해 공간을 채울 때, 마치 1960년대 초 미국의 고풍스러운 볼룸에 와 있는 듯한 공감각적 착각을 불러일으킵니다.</w:t>
+        <w:t>닷 레코드 특유의 따뜻하고 묵직한 중저역과 자연스러운 공간감이 바이닐의 매력을 극대화합니다. 고출력 트랜지스터 앰프보다는 진공관 앰프의 부드러운 배음과 어우러질 때 색소폰 특유의 질감과 현악기의 숨결이 가장 생생하게 살아나며, 턴테이블 바늘이 소리골을 긁는 미세한 아날로그 텍스처를 온전히 음미할 수 있습니다.</w:t>
       </w:r>
     </w:p>
     <w:p>
@@ -551,7 +570,7 @@
           <w:b w:val="0"/>
           <w:sz w:val="21"/>
         </w:rPr>
-        <w:t>도트 레코드 특유의 선명하고 따뜻한 오리지널 아날로그 프레싱의 미학을 고스란히 간직하고 있어, 빈티지 팝 및 이지 리스닝 애호가들에게는 서가 한편을 반드시 지켜야 할 필청반이자 귀중한 컬렉터스 아이템입니다.</w:t>
+        <w:t>미드 센추리 아메리칸 팝 오케스트라의 정점을 상징하는 음반으로, 빈티지 팝과 이지 리스닝을 사랑하는 아날로그 오디오 파일 및 LP 컬렉터라면 결코 지나칠 수 없는 필청의 명반입니다.</w:t>
       </w:r>
     </w:p>
     <w:p>
@@ -565,7 +584,7 @@
           <w:color w:val="4338CA"/>
           <w:sz w:val="21"/>
         </w:rPr>
-        <w:t>이 음반을 통해 아날로그 바늘 끝에서 피어나는 빌리 본의 감미로운 색소폰 선율이 전해주는 감동을 다시 한번 경험해 보시는 것은 어떨까요?</w:t>
+        <w:t>이 음반을 통해 빌리 본의 유려한 색소폰 선율이 빚어내는 아날로그의 따스한 온기와 그 시절의 낭만이 전해주는 감동을 다시 한번 경험해 보시는 것은 어떨까요?</w:t>
       </w:r>
     </w:p>
     <w:sectPr>
